--- a/descargas/kit-de-investigacion-inclusiva.docx
+++ b/descargas/kit-de-investigacion-inclusiva.docx
@@ -5022,6 +5022,19 @@
       </w:pPr>
       <w:r>
         <w:t>He hablado con el acompañante o la intérprete en lugar de con la persona.</w:t>
+      </w:r>
+    </w:p>
+    <w:p>
+      <w:pPr>
+        <w:pStyle w:val="Prrafodelista"/>
+        <w:numPr>
+          <w:ilvl w:val="0"/>
+          <w:numId w:val="6"/>
+        </w:numPr>
+        <w:spacing w:after="100" w:line="300" w:lineRule="auto"/>
+      </w:pPr>
+      <w:r>
+        <w:t>No he sido neutral.</w:t>
       </w:r>
     </w:p>
     <w:p>
